--- a/livrables/lecons/astrologie-karmique/2026-08-13_lecon-astrologie-karmique_02_ciel-reel-ecliptique-zodiaque-precession.docx
+++ b/livrables/lecons/astrologie-karmique/2026-08-13_lecon-astrologie-karmique_02_ciel-reel-ecliptique-zodiaque-precession.docx
@@ -2088,9 +2088,20 @@
             <w:szCs w:val="22"/>
             <w:u w:val="single"/>
           </w:rPr>
-          <w:t xml:space="preserve">promenade.imcce.fr</w:t>
+          <w:t xml:space="preserve">web.archive.org/web/20260607082756/promenade.imcce.fr/fr/pages4/438.html</w:t>
         </w:r>
       </w:hyperlink>
+      <w:r>
+        <w:rPr>
+          <w:rFonts w:ascii="Times New Roman" w:cs="Times New Roman" w:eastAsia="Times New Roman" w:hAnsi="Times New Roman"/>
+          <w:i/>
+          <w:iCs/>
+          <w:color w:val="6B7280"/>
+          <w:sz w:val="20"/>
+          <w:szCs w:val="20"/>
+        </w:rPr>
+        <w:t xml:space="preserve">   [Corrigé le 25/10/2026 : adresse d'origine « promenade.imcce.fr/fr/pages4/438.html » ; le site de l'IMCCE ne répond plus depuis le 23/10/2026 — HTTP 000, curl exit 28 avec ET sans le faisceau de certificats du dépôt, aucune réponse TCP sur le port 443. Archive du 07/06/2026, deux mois avant la lecture du 13/08/2026 — HTTP 200, 20 167 caractères utiles, et « écliptique », « saisons », « précession », « Hipparque » et « point vernal » y sont tous littéralement. ⚠️ Mais la page écrit « environ 26000 ans » là où le tableau de la précession annonce ~25 769 ans. Détail au journal.]</w:t>
+      </w:r>
     </w:p>
     <w:p>
       <w:pPr>
@@ -2119,9 +2130,20 @@
             <w:szCs w:val="22"/>
             <w:u w:val="single"/>
           </w:rPr>
-          <w:t xml:space="preserve">imcce.fr</w:t>
+          <w:t xml:space="preserve">web.archive.org/web/20260824104603/imcce.fr</w:t>
         </w:r>
       </w:hyperlink>
+      <w:r>
+        <w:rPr>
+          <w:rFonts w:ascii="Times New Roman" w:cs="Times New Roman" w:eastAsia="Times New Roman" w:hAnsi="Times New Roman"/>
+          <w:i/>
+          <w:iCs/>
+          <w:color w:val="6B7280"/>
+          <w:sz w:val="20"/>
+          <w:szCs w:val="20"/>
+        </w:rPr>
+        <w:t xml:space="preserve">   [Corrigé le 25/10/2026 : adresse d'origine « imcce.fr » ; le site de l'IMCCE ne répond plus depuis le 23/10/2026 — HTTP 000, curl exit 28 avec ET sans le faisceau de certificats du dépôt, aucune réponse TCP sur le port 443. Archive du 24/08/2026 — HTTP 200, 3 424 caractères utiles. ⚠️ Et cette page d'accueil annonce elle-même que l'IMCCE a fusionné avec le SYRTE le 1er janvier 2025 pour former le Laboratoire Temps Espace (LTE) : le présent de cette ligne est périmé, et « phénomènes célestes » ne figure PAS sur la page archivée. Détail au journal.]</w:t>
+      </w:r>
     </w:p>
     <w:p>
       <w:pPr>
@@ -2383,6 +2405,78 @@
           <w:szCs w:val="22"/>
         </w:rPr>
         <w:t xml:space="preserve">À préparer si tu le souhaites : repère dans ton thème natal la position des nœuds (symbole ☊ pour le Nœud Nord, ☋ pour le Nœud Sud) — ils seront le fil rouge des leçons 3 à 6.</w:t>
+      </w:r>
+    </w:p>
+    <w:p>
+      <w:pPr>
+        <w:spacing w:after="120" w:before="320"/>
+      </w:pPr>
+      <w:r>
+        <w:rPr>
+          <w:rFonts w:ascii="Times New Roman" w:cs="Times New Roman" w:eastAsia="Times New Roman" w:hAnsi="Times New Roman"/>
+          <w:b/>
+          <w:bCs/>
+          <w:color w:val="1B3A6B"/>
+          <w:sz w:val="28"/>
+          <w:szCs w:val="28"/>
+        </w:rPr>
+        <w:t xml:space="preserve">📝 Journal des corrections — 25 octobre 2026</w:t>
+      </w:r>
+    </w:p>
+    <w:p>
+      <w:pPr>
+        <w:spacing w:after="80"/>
+      </w:pPr>
+      <w:r>
+        <w:rPr>
+          <w:rFonts w:ascii="Times New Roman" w:cs="Times New Roman" w:eastAsia="Times New Roman" w:hAnsi="Times New Roman"/>
+          <w:color w:val="1F2937"/>
+          <w:sz w:val="22"/>
+          <w:szCs w:val="22"/>
+        </w:rPr>
+        <w:t xml:space="preserve">Leçon relue le 25/10/2026, à l'occasion du repointage des cinq adresses IMCCE encore citées par le parcours.</w:t>
+      </w:r>
+    </w:p>
+    <w:p>
+      <w:pPr>
+        <w:spacing w:after="80"/>
+      </w:pPr>
+      <w:r>
+        <w:rPr>
+          <w:rFonts w:ascii="Times New Roman" w:cs="Times New Roman" w:eastAsia="Times New Roman" w:hAnsi="Times New Roman"/>
+          <w:color w:val="1F2937"/>
+          <w:sz w:val="22"/>
+          <w:szCs w:val="22"/>
+        </w:rPr>
+        <w:t xml:space="preserve">① Les deux adresses IMCCE de la leçon ne répondent plus. Libellés d'origine : « promenade.imcce.fr/fr/pages4/438.html » et « imcce.fr ». Depuis le 23/10/2026 les deux hôtes sont muets — HTTP 000, curl exit 28 avec ET sans le faisceau de certificats du dépôt, aucune réponse TCP sur le port 443 alors que le DNS résout, donc ni le document ni notre pile TLS ne sont en cause ; et l'Internet Archive, qui moissonnait le portail deux fois par jour, n'a plus d'instantané depuis le 17/10/2026. Les deux pages sont citées dans leurs archives : 07/06/2026 pour la synthèse écliptique-saisons-précession (deux mois avant la lecture du 13/08) et 24/08/2026 pour le portail.</w:t>
+      </w:r>
+    </w:p>
+    <w:p>
+      <w:pPr>
+        <w:spacing w:after="80"/>
+      </w:pPr>
+      <w:r>
+        <w:rPr>
+          <w:rFonts w:ascii="Times New Roman" w:cs="Times New Roman" w:eastAsia="Times New Roman" w:hAnsi="Times New Roman"/>
+          <w:color w:val="1F2937"/>
+          <w:sz w:val="22"/>
+          <w:szCs w:val="22"/>
+        </w:rPr>
+        <w:t xml:space="preserve">② Ce que la vérification de l'archive a trouvé, et qui n'est pas corrigé ici. Le paragraphe sur la précession annonce « Le point vernal glisse d'environ 50,3″/an (précession). Période : ~25 769 ans. Découverte : Hipparque, ~130 av. J.-C. » en citant l'IMCCE. Mesuré sur l'archive : la page écrit « 50,2877" par an », donc « environ 50,3″/an » est un arrondi juste ; mais elle écrit « une révolution en environ 26000 ans », et non 25 769 — ce nombre, qui est la valeur standard moderne et se retrouve en divisant 360° par 50,2877"/an, ne figure PAS sur la page citée. De même, la page ne date pas la découverte de ~130 av. J.-C. : elle situe Hipparque de Nicée « env. 190 - env. 125 av. J.-C. » et ses observations entre 162 et 128 av. J.-C. Les deux énoncés restent justes au fond ; ce qui est inexact est de les attribuer à cette page. La correction demandée portait sur les adresses : ces deux écarts sont consignés ici et non réécrits.</w:t>
+      </w:r>
+    </w:p>
+    <w:p>
+      <w:pPr>
+        <w:spacing w:after="80"/>
+      </w:pPr>
+      <w:r>
+        <w:rPr>
+          <w:rFonts w:ascii="Times New Roman" w:cs="Times New Roman" w:eastAsia="Times New Roman" w:hAnsi="Times New Roman"/>
+          <w:color w:val="1F2937"/>
+          <w:sz w:val="22"/>
+          <w:szCs w:val="22"/>
+        </w:rPr>
+        <w:t xml:space="preserve">③ Le portail a changé de nom. La page d'accueil archivée annonce la fusion de l'IMCCE avec le SYRTE au 1er janvier 2025, pour constituer le Laboratoire Temps Espace (LTE). La ligne de ressource décrit l'institut au présent : la mention est désormais périmée, et le marqueur le dit à l'endroit où elle se lit.</w:t>
       </w:r>
     </w:p>
     <w:sectPr>

--- a/livrables/lecons/astrologie-karmique/2026-08-13_lecon-astrologie-karmique_02_ciel-reel-ecliptique-zodiaque-precession.docx
+++ b/livrables/lecons/astrologie-karmique/2026-08-13_lecon-astrologie-karmique_02_ciel-reel-ecliptique-zodiaque-precession.docx
@@ -2057,9 +2057,20 @@
             <w:szCs w:val="22"/>
             <w:u w:val="single"/>
           </w:rPr>
-          <w:t xml:space="preserve">media4.obspm.fr — Décalage</w:t>
+          <w:t xml:space="preserve">web.archive.org/web/20260615021704/media4.obspm.fr — Décalage</w:t>
         </w:r>
       </w:hyperlink>
+      <w:r>
+        <w:rPr>
+          <w:rFonts w:ascii="Times New Roman" w:cs="Times New Roman" w:eastAsia="Times New Roman" w:hAnsi="Times New Roman"/>
+          <w:i/>
+          <w:iCs/>
+          <w:color w:val="6B7280"/>
+          <w:sz w:val="20"/>
+          <w:szCs w:val="20"/>
+        </w:rPr>
+        <w:t xml:space="preserve">   [Corrigé le 25/10/2026 : adresse d'origine « media4.obspm.fr/AAS/pages_principes/decalage.html » ; tout l'hébergement de l'Observatoire de Paris est injoignable — HTTP 000 et curl exit 28 (délai) AVEC ET SANS le faisceau de certificats du dépôt, aucune réponse TCP sur le port 443 alors que le DNS résout, et www.obspm.fr est muet de la même façon : ni le document, ni notre pile TLS. Archive du 15/06/2026 — HTTP 200 et 3 484 caractères utiles, deux mois avant la lecture du 13/08/2026, et l'empreinte d'instantané est INCHANGÉE sur les dix instantanés depuis 2011 : le contenu lu le 13/08 est donc bien celui-là. « zodiaque », « précession » et « constellation » littéralement présents. Détail au journal.]</w:t>
+      </w:r>
     </w:p>
     <w:p>
       <w:pPr>
@@ -2477,6 +2488,34 @@
           <w:szCs w:val="22"/>
         </w:rPr>
         <w:t xml:space="preserve">③ Le portail a changé de nom. La page d'accueil archivée annonce la fusion de l'IMCCE avec le SYRTE au 1er janvier 2025, pour constituer le Laboratoire Temps Espace (LTE). La ligne de ressource décrit l'institut au présent : la mention est désormais périmée, et le marqueur le dit à l'endroit où elle se lit.</w:t>
+      </w:r>
+    </w:p>
+    <w:p>
+      <w:pPr>
+        <w:spacing w:after="80"/>
+      </w:pPr>
+      <w:r>
+        <w:rPr>
+          <w:rFonts w:ascii="Times New Roman" w:cs="Times New Roman" w:eastAsia="Times New Roman" w:hAnsi="Times New Roman"/>
+          <w:color w:val="1F2937"/>
+          <w:sz w:val="22"/>
+          <w:szCs w:val="22"/>
+        </w:rPr>
+        <w:t xml:space="preserve">Adresse de l'Observatoire de Paris — repointée sur l'Internet Archive. La page « Décalage zodiaque astronomique / astrologique » ne répond plus : tout l'hébergement de l'Observatoire de Paris est injoignable — HTTP 000 et curl exit 28 (délai) AVEC ET SANS le faisceau de certificats du dépôt, aucune réponse TCP sur le port 443 alors que le DNS résout, et www.obspm.fr est muet de la même façon : ni le document, ni notre pile TLS. Même panne que les adresses IMCCE corrigées plus haut dans ce journal — promenade.imcce.fr résout vers benoite.obspm.fr, media4.obspm.fr vers wwwceti.obspm.fr : un seul établissement, une seule panne.</w:t>
+      </w:r>
+    </w:p>
+    <w:p>
+      <w:pPr>
+        <w:spacing w:after="80"/>
+      </w:pPr>
+      <w:r>
+        <w:rPr>
+          <w:rFonts w:ascii="Times New Roman" w:cs="Times New Roman" w:eastAsia="Times New Roman" w:hAnsi="Times New Roman"/>
+          <w:color w:val="1F2937"/>
+          <w:sz w:val="22"/>
+          <w:szCs w:val="22"/>
+        </w:rPr>
+        <w:t xml:space="preserve">Ici la proximité de l'instantané n'est même pas le meilleur argument, et c'est mesuré : l'archive retenue est du 15/06/2026, deux mois avant la lecture, mais son empreinte de contenu est identique à celle des dix instantanés de cette page depuis 2011 — 2011, 2012, 2013 (×2), 2014 (×2), 2021, 2022, 2024, 2026. La page n'a pas changé en quinze ans, donc ce qui a été lu le 13/08/2026 est exactement ce que porte l'archive. Quand l'empreinte est inchangée de part et d'autre de la lecture, l'identité du contenu est prouvée directement et la proximité cesse d'être le critère.</w:t>
       </w:r>
     </w:p>
     <w:sectPr>
